--- a/outputs/reports/Investment_Mandate_and_Research.docx
+++ b/outputs/reports/Investment_Mandate_and_Research.docx
@@ -683,6 +683,18 @@
         </w:tc>
       </w:tr>
     </w:tbl>
+    <w:p>
+      <w:pPr/>
+      <w:r>
+        <w:rPr>
+          <w:i/>
+        </w:rPr>
+        <w:t>Carbon Intensity Data Quality Note: Carbon intensity values (tCO2e per EUR million revenue) are sourced from Bloomberg field co2IntensityPerSalesCalc. The 'Calc' suffix denotes a Bloomberg-modelled estimate, not a company-reported figure. Of the 167 companies in the screening universe, 19 had Bloomberg-estimated values; the remaining 148 were imputed using sector-median values derived from those 19 observations. All carbon intensity figures are therefore classified as Estimated in the data dictionary. No company in the Bloomberg extract provided by the course faculty had directly reported carbon intensity. This limitation is disclosed in line with SFDR Article 4 PAI data quality requirements and is tagged in the ci_source column of the master dataset (bloomberg_calc or sector_median_imputed).</w:t>
+      </w:r>
+    </w:p>
+    <w:p>
+      <w:pPr/>
+    </w:p>
     <w:p/>
     <w:p>
       <w:pPr>
@@ -12231,6 +12243,1074 @@
       <w:cols w:space="720"/>
       <w:docGrid w:linePitch="360"/>
     </w:sectPr>
+    <w:p>
+      <w:pPr>
+        <w:pStyle w:val="Heading1"/>
+      </w:pPr>
+      <w:r>
+        <w:t>Appendix A: Data Dictionary</w:t>
+      </w:r>
+    </w:p>
+    <w:p>
+      <w:pPr/>
+      <w:r>
+        <w:t>Every variable used in the pipeline is classified below according to the required schema: reported / observed / estimated / AI-extracted / judgement-based. This dictionary covers the primary quantitative inputs used in ESG scoring, financial analysis, carbon accounting, and portfolio construction.</w:t>
+      </w:r>
+    </w:p>
+    <w:p>
+      <w:pPr/>
+    </w:p>
+    <w:tbl>
+      <w:tblPr>
+        <w:tblStyle w:val="TableGrid"/>
+        <w:tblW w:type="auto" w:w="0"/>
+        <w:tblLook w:firstColumn="1" w:firstRow="1" w:lastColumn="0" w:lastRow="0" w:noHBand="0" w:noVBand="1" w:val="04A0"/>
+      </w:tblPr>
+      <w:tblGrid>
+        <w:gridCol w:w="1344"/>
+        <w:gridCol w:w="1344"/>
+        <w:gridCol w:w="1344"/>
+        <w:gridCol w:w="1344"/>
+        <w:gridCol w:w="1344"/>
+        <w:gridCol w:w="1344"/>
+        <w:gridCol w:w="1344"/>
+      </w:tblGrid>
+      <w:tr>
+        <w:tc>
+          <w:tcPr>
+            <w:tcW w:type="dxa" w:w="1344"/>
+          </w:tcPr>
+          <w:p>
+            <w:r>
+              <w:rPr>
+                <w:b/>
+              </w:rPr>
+              <w:t>Variable</w:t>
+            </w:r>
+          </w:p>
+        </w:tc>
+        <w:tc>
+          <w:tcPr>
+            <w:tcW w:type="dxa" w:w="1344"/>
+          </w:tcPr>
+          <w:p>
+            <w:r>
+              <w:rPr>
+                <w:b/>
+              </w:rPr>
+              <w:t>Definition</w:t>
+            </w:r>
+          </w:p>
+        </w:tc>
+        <w:tc>
+          <w:tcPr>
+            <w:tcW w:type="dxa" w:w="1344"/>
+          </w:tcPr>
+          <w:p>
+            <w:r>
+              <w:rPr>
+                <w:b/>
+              </w:rPr>
+              <w:t>Unit</w:t>
+            </w:r>
+          </w:p>
+        </w:tc>
+        <w:tc>
+          <w:tcPr>
+            <w:tcW w:type="dxa" w:w="1344"/>
+          </w:tcPr>
+          <w:p>
+            <w:r>
+              <w:rPr>
+                <w:b/>
+              </w:rPr>
+              <w:t>Source</w:t>
+            </w:r>
+          </w:p>
+        </w:tc>
+        <w:tc>
+          <w:tcPr>
+            <w:tcW w:type="dxa" w:w="1344"/>
+          </w:tcPr>
+          <w:p>
+            <w:r>
+              <w:rPr>
+                <w:b/>
+              </w:rPr>
+              <w:t>Extraction Method</w:t>
+            </w:r>
+          </w:p>
+        </w:tc>
+        <w:tc>
+          <w:tcPr>
+            <w:tcW w:type="dxa" w:w="1344"/>
+          </w:tcPr>
+          <w:p>
+            <w:r>
+              <w:rPr>
+                <w:b/>
+              </w:rPr>
+              <w:t>Data Type</w:t>
+            </w:r>
+          </w:p>
+        </w:tc>
+        <w:tc>
+          <w:tcPr>
+            <w:tcW w:type="dxa" w:w="1344"/>
+          </w:tcPr>
+          <w:p>
+            <w:r>
+              <w:rPr>
+                <w:b/>
+              </w:rPr>
+              <w:t>Confidence</w:t>
+            </w:r>
+          </w:p>
+        </w:tc>
+      </w:tr>
+      <w:tr>
+        <w:tc>
+          <w:tcPr>
+            <w:tcW w:type="dxa" w:w="1344"/>
+          </w:tcPr>
+          <w:p>
+            <w:r>
+              <w:t>Scope 1 emissions</w:t>
+            </w:r>
+          </w:p>
+        </w:tc>
+        <w:tc>
+          <w:tcPr>
+            <w:tcW w:type="dxa" w:w="1344"/>
+          </w:tcPr>
+          <w:p>
+            <w:r>
+              <w:t>Direct GHG emissions from company-owned/controlled sources</w:t>
+            </w:r>
+          </w:p>
+        </w:tc>
+        <w:tc>
+          <w:tcPr>
+            <w:tcW w:type="dxa" w:w="1344"/>
+          </w:tcPr>
+          <w:p>
+            <w:r>
+              <w:t>tCO2e</w:t>
+            </w:r>
+          </w:p>
+        </w:tc>
+        <w:tc>
+          <w:tcPr>
+            <w:tcW w:type="dxa" w:w="1344"/>
+          </w:tcPr>
+          <w:p>
+            <w:r>
+              <w:t>Bloomberg (esgEnvironmentalSocialConsolidatedV4.csv)</w:t>
+            </w:r>
+          </w:p>
+        </w:tc>
+        <w:tc>
+          <w:tcPr>
+            <w:tcW w:type="dxa" w:w="1344"/>
+          </w:tcPr>
+          <w:p>
+            <w:r>
+              <w:t>Bloomberg field; company-reported where disclosed</w:t>
+            </w:r>
+          </w:p>
+        </w:tc>
+        <w:tc>
+          <w:tcPr>
+            <w:tcW w:type="dxa" w:w="1344"/>
+          </w:tcPr>
+          <w:p>
+            <w:r>
+              <w:t>Reported</w:t>
+            </w:r>
+          </w:p>
+        </w:tc>
+        <w:tc>
+          <w:tcPr>
+            <w:tcW w:type="dxa" w:w="1344"/>
+          </w:tcPr>
+          <w:p>
+            <w:r>
+              <w:t>High</w:t>
+            </w:r>
+          </w:p>
+        </w:tc>
+      </w:tr>
+      <w:tr>
+        <w:tc>
+          <w:tcPr>
+            <w:tcW w:type="dxa" w:w="1344"/>
+          </w:tcPr>
+          <w:p>
+            <w:r>
+              <w:t>Scope 2 emissions</w:t>
+            </w:r>
+          </w:p>
+        </w:tc>
+        <w:tc>
+          <w:tcPr>
+            <w:tcW w:type="dxa" w:w="1344"/>
+          </w:tcPr>
+          <w:p>
+            <w:r>
+              <w:t>Indirect GHG emissions from purchased energy</w:t>
+            </w:r>
+          </w:p>
+        </w:tc>
+        <w:tc>
+          <w:tcPr>
+            <w:tcW w:type="dxa" w:w="1344"/>
+          </w:tcPr>
+          <w:p>
+            <w:r>
+              <w:t>tCO2e</w:t>
+            </w:r>
+          </w:p>
+        </w:tc>
+        <w:tc>
+          <w:tcPr>
+            <w:tcW w:type="dxa" w:w="1344"/>
+          </w:tcPr>
+          <w:p>
+            <w:r>
+              <w:t>Bloomberg (esgEnvironmentalSocialConsolidatedV4.csv)</w:t>
+            </w:r>
+          </w:p>
+        </w:tc>
+        <w:tc>
+          <w:tcPr>
+            <w:tcW w:type="dxa" w:w="1344"/>
+          </w:tcPr>
+          <w:p>
+            <w:r>
+              <w:t>Bloomberg field; company-reported where disclosed</w:t>
+            </w:r>
+          </w:p>
+        </w:tc>
+        <w:tc>
+          <w:tcPr>
+            <w:tcW w:type="dxa" w:w="1344"/>
+          </w:tcPr>
+          <w:p>
+            <w:r>
+              <w:t>Reported</w:t>
+            </w:r>
+          </w:p>
+        </w:tc>
+        <w:tc>
+          <w:tcPr>
+            <w:tcW w:type="dxa" w:w="1344"/>
+          </w:tcPr>
+          <w:p>
+            <w:r>
+              <w:t>Medium</w:t>
+            </w:r>
+          </w:p>
+        </w:tc>
+      </w:tr>
+      <w:tr>
+        <w:tc>
+          <w:tcPr>
+            <w:tcW w:type="dxa" w:w="1344"/>
+          </w:tcPr>
+          <w:p>
+            <w:r>
+              <w:t>carbon_intensity_tco2e_per_eur_m_revenue</w:t>
+            </w:r>
+          </w:p>
+        </w:tc>
+        <w:tc>
+          <w:tcPr>
+            <w:tcW w:type="dxa" w:w="1344"/>
+          </w:tcPr>
+          <w:p>
+            <w:r>
+              <w:t>GHG emissions (Scope 1+2) per EUR million of revenue. Source field co2IntensityPerSalesCalc uses Bloomberg Calc suffix = proprietary model estimate, not company-reported.</w:t>
+            </w:r>
+          </w:p>
+        </w:tc>
+        <w:tc>
+          <w:tcPr>
+            <w:tcW w:type="dxa" w:w="1344"/>
+          </w:tcPr>
+          <w:p>
+            <w:r>
+              <w:t>tCO2e / EUR m rev</w:t>
+            </w:r>
+          </w:p>
+        </w:tc>
+        <w:tc>
+          <w:tcPr>
+            <w:tcW w:type="dxa" w:w="1344"/>
+          </w:tcPr>
+          <w:p>
+            <w:r>
+              <w:t>Bloomberg (co2IntensityPerSalesCalc); sector-median for 148 companies with no Bloomberg value</w:t>
+            </w:r>
+          </w:p>
+        </w:tc>
+        <w:tc>
+          <w:tcPr>
+            <w:tcW w:type="dxa" w:w="1344"/>
+          </w:tcPr>
+          <w:p>
+            <w:r>
+              <w:t>Bloomberg model estimate (19 companies tagged bloomberg_calc); sector-median imputation (148 companies tagged sector_median_imputed)</w:t>
+            </w:r>
+          </w:p>
+        </w:tc>
+        <w:tc>
+          <w:tcPr>
+            <w:tcW w:type="dxa" w:w="1344"/>
+          </w:tcPr>
+          <w:p>
+            <w:r>
+              <w:t>Estimated</w:t>
+            </w:r>
+          </w:p>
+        </w:tc>
+        <w:tc>
+          <w:tcPr>
+            <w:tcW w:type="dxa" w:w="1344"/>
+          </w:tcPr>
+          <w:p>
+            <w:r>
+              <w:t>Medium — Bloomberg Calc field; imputed values lower confidence</w:t>
+            </w:r>
+          </w:p>
+        </w:tc>
+      </w:tr>
+      <w:tr>
+        <w:tc>
+          <w:tcPr>
+            <w:tcW w:type="dxa" w:w="1344"/>
+          </w:tcPr>
+          <w:p>
+            <w:r>
+              <w:t>WACI</w:t>
+            </w:r>
+          </w:p>
+        </w:tc>
+        <w:tc>
+          <w:tcPr>
+            <w:tcW w:type="dxa" w:w="1344"/>
+          </w:tcPr>
+          <w:p>
+            <w:r>
+              <w:t>Weighted Average Carbon Intensity of portfolio</w:t>
+            </w:r>
+          </w:p>
+        </w:tc>
+        <w:tc>
+          <w:tcPr>
+            <w:tcW w:type="dxa" w:w="1344"/>
+          </w:tcPr>
+          <w:p>
+            <w:r>
+              <w:t>tCO2e / EUR m rev</w:t>
+            </w:r>
+          </w:p>
+        </w:tc>
+        <w:tc>
+          <w:tcPr>
+            <w:tcW w:type="dxa" w:w="1344"/>
+          </w:tcPr>
+          <w:p>
+            <w:r>
+              <w:t>Calculated from carbon_intensity and portfolio weights</w:t>
+            </w:r>
+          </w:p>
+        </w:tc>
+        <w:tc>
+          <w:tcPr>
+            <w:tcW w:type="dxa" w:w="1344"/>
+          </w:tcPr>
+          <w:p>
+            <w:r>
+              <w:t>Pipeline calculation (agent05_06_esg_climate.ipynb)</w:t>
+            </w:r>
+          </w:p>
+        </w:tc>
+        <w:tc>
+          <w:tcPr>
+            <w:tcW w:type="dxa" w:w="1344"/>
+          </w:tcPr>
+          <w:p>
+            <w:r>
+              <w:t>Estimated</w:t>
+            </w:r>
+          </w:p>
+        </w:tc>
+        <w:tc>
+          <w:tcPr>
+            <w:tcW w:type="dxa" w:w="1344"/>
+          </w:tcPr>
+          <w:p>
+            <w:r>
+              <w:t>Medium — inherits uncertainty from carbon_intensity</w:t>
+            </w:r>
+          </w:p>
+        </w:tc>
+      </w:tr>
+      <w:tr>
+        <w:tc>
+          <w:tcPr>
+            <w:tcW w:type="dxa" w:w="1344"/>
+          </w:tcPr>
+          <w:p>
+            <w:r>
+              <w:t>ESG_score</w:t>
+            </w:r>
+          </w:p>
+        </w:tc>
+        <w:tc>
+          <w:tcPr>
+            <w:tcW w:type="dxa" w:w="1344"/>
+          </w:tcPr>
+          <w:p>
+            <w:r>
+              <w:t>Composite ESG score (0-100): E 40%, S 30%, G 30% with SASB materiality adjustments per sector</w:t>
+            </w:r>
+          </w:p>
+        </w:tc>
+        <w:tc>
+          <w:tcPr>
+            <w:tcW w:type="dxa" w:w="1344"/>
+          </w:tcPr>
+          <w:p>
+            <w:r>
+              <w:t>0-100 index</w:t>
+            </w:r>
+          </w:p>
+        </w:tc>
+        <w:tc>
+          <w:tcPr>
+            <w:tcW w:type="dxa" w:w="1344"/>
+          </w:tcPr>
+          <w:p>
+            <w:r>
+              <w:t>Bloomberg ESG fields via esgEnvironmentalSocialConsolidatedV4.csv + esgGovernanceConsolidatedV4.csv</w:t>
+            </w:r>
+          </w:p>
+        </w:tc>
+        <w:tc>
+          <w:tcPr>
+            <w:tcW w:type="dxa" w:w="1344"/>
+          </w:tcPr>
+          <w:p>
+            <w:r>
+              <w:t>Pipeline calculation with SASB weights (agent05_06_esg_climate.ipynb)</w:t>
+            </w:r>
+          </w:p>
+        </w:tc>
+        <w:tc>
+          <w:tcPr>
+            <w:tcW w:type="dxa" w:w="1344"/>
+          </w:tcPr>
+          <w:p>
+            <w:r>
+              <w:t>Estimated</w:t>
+            </w:r>
+          </w:p>
+        </w:tc>
+        <w:tc>
+          <w:tcPr>
+            <w:tcW w:type="dxa" w:w="1344"/>
+          </w:tcPr>
+          <w:p>
+            <w:r>
+              <w:t>Medium — Bloomberg ESG data vintage December 2021</w:t>
+            </w:r>
+          </w:p>
+        </w:tc>
+      </w:tr>
+      <w:tr>
+        <w:tc>
+          <w:tcPr>
+            <w:tcW w:type="dxa" w:w="1344"/>
+          </w:tcPr>
+          <w:p>
+            <w:r>
+              <w:t>E_score / S_score / G_score</w:t>
+            </w:r>
+          </w:p>
+        </w:tc>
+        <w:tc>
+          <w:tcPr>
+            <w:tcW w:type="dxa" w:w="1344"/>
+          </w:tcPr>
+          <w:p>
+            <w:r>
+              <w:t>Individual pillar scores (Environmental, Social, Governance), 0-100</w:t>
+            </w:r>
+          </w:p>
+        </w:tc>
+        <w:tc>
+          <w:tcPr>
+            <w:tcW w:type="dxa" w:w="1344"/>
+          </w:tcPr>
+          <w:p>
+            <w:r>
+              <w:t>0-100 index</w:t>
+            </w:r>
+          </w:p>
+        </w:tc>
+        <w:tc>
+          <w:tcPr>
+            <w:tcW w:type="dxa" w:w="1344"/>
+          </w:tcPr>
+          <w:p>
+            <w:r>
+              <w:t>Bloomberg ESG fields</w:t>
+            </w:r>
+          </w:p>
+        </w:tc>
+        <w:tc>
+          <w:tcPr>
+            <w:tcW w:type="dxa" w:w="1344"/>
+          </w:tcPr>
+          <w:p>
+            <w:r>
+              <w:t>Normalised and weighted in pipeline</w:t>
+            </w:r>
+          </w:p>
+        </w:tc>
+        <w:tc>
+          <w:tcPr>
+            <w:tcW w:type="dxa" w:w="1344"/>
+          </w:tcPr>
+          <w:p>
+            <w:r>
+              <w:t>Estimated</w:t>
+            </w:r>
+          </w:p>
+        </w:tc>
+        <w:tc>
+          <w:tcPr>
+            <w:tcW w:type="dxa" w:w="1344"/>
+          </w:tcPr>
+          <w:p>
+            <w:r>
+              <w:t>Medium — 2021 vintage; 5 companies have no data (flagged LOW_DATA)</w:t>
+            </w:r>
+          </w:p>
+        </w:tc>
+      </w:tr>
+      <w:tr>
+        <w:tc>
+          <w:tcPr>
+            <w:tcW w:type="dxa" w:w="1344"/>
+          </w:tcPr>
+          <w:p>
+            <w:r>
+              <w:t>annual_return</w:t>
+            </w:r>
+          </w:p>
+        </w:tc>
+        <w:tc>
+          <w:tcPr>
+            <w:tcW w:type="dxa" w:w="1344"/>
+          </w:tcPr>
+          <w:p>
+            <w:r>
+              <w:t>Compound annual return over 5-year period</w:t>
+            </w:r>
+          </w:p>
+        </w:tc>
+        <w:tc>
+          <w:tcPr>
+            <w:tcW w:type="dxa" w:w="1344"/>
+          </w:tcPr>
+          <w:p>
+            <w:r>
+              <w:t>%</w:t>
+            </w:r>
+          </w:p>
+        </w:tc>
+        <w:tc>
+          <w:tcPr>
+            <w:tcW w:type="dxa" w:w="1344"/>
+          </w:tcPr>
+          <w:p>
+            <w:r>
+              <w:t>yfinance price download (auto-adjusted)</w:t>
+            </w:r>
+          </w:p>
+        </w:tc>
+        <w:tc>
+          <w:tcPr>
+            <w:tcW w:type="dxa" w:w="1344"/>
+          </w:tcPr>
+          <w:p>
+            <w:r>
+              <w:t>Observed market prices; pipeline calculation</w:t>
+            </w:r>
+          </w:p>
+        </w:tc>
+        <w:tc>
+          <w:tcPr>
+            <w:tcW w:type="dxa" w:w="1344"/>
+          </w:tcPr>
+          <w:p>
+            <w:r>
+              <w:t>Observed</w:t>
+            </w:r>
+          </w:p>
+        </w:tc>
+        <w:tc>
+          <w:tcPr>
+            <w:tcW w:type="dxa" w:w="1344"/>
+          </w:tcPr>
+          <w:p>
+            <w:r>
+              <w:t>High</w:t>
+            </w:r>
+          </w:p>
+        </w:tc>
+      </w:tr>
+      <w:tr>
+        <w:tc>
+          <w:tcPr>
+            <w:tcW w:type="dxa" w:w="1344"/>
+          </w:tcPr>
+          <w:p>
+            <w:r>
+              <w:t>volatility</w:t>
+            </w:r>
+          </w:p>
+        </w:tc>
+        <w:tc>
+          <w:tcPr>
+            <w:tcW w:type="dxa" w:w="1344"/>
+          </w:tcPr>
+          <w:p>
+            <w:r>
+              <w:t>Annualised standard deviation of daily log-returns</w:t>
+            </w:r>
+          </w:p>
+        </w:tc>
+        <w:tc>
+          <w:tcPr>
+            <w:tcW w:type="dxa" w:w="1344"/>
+          </w:tcPr>
+          <w:p>
+            <w:r>
+              <w:t>%</w:t>
+            </w:r>
+          </w:p>
+        </w:tc>
+        <w:tc>
+          <w:tcPr>
+            <w:tcW w:type="dxa" w:w="1344"/>
+          </w:tcPr>
+          <w:p>
+            <w:r>
+              <w:t>yfinance price download</w:t>
+            </w:r>
+          </w:p>
+        </w:tc>
+        <w:tc>
+          <w:tcPr>
+            <w:tcW w:type="dxa" w:w="1344"/>
+          </w:tcPr>
+          <w:p>
+            <w:r>
+              <w:t>Observed market prices; pipeline calculation</w:t>
+            </w:r>
+          </w:p>
+        </w:tc>
+        <w:tc>
+          <w:tcPr>
+            <w:tcW w:type="dxa" w:w="1344"/>
+          </w:tcPr>
+          <w:p>
+            <w:r>
+              <w:t>Observed</w:t>
+            </w:r>
+          </w:p>
+        </w:tc>
+        <w:tc>
+          <w:tcPr>
+            <w:tcW w:type="dxa" w:w="1344"/>
+          </w:tcPr>
+          <w:p>
+            <w:r>
+              <w:t>High</w:t>
+            </w:r>
+          </w:p>
+        </w:tc>
+      </w:tr>
+      <w:tr>
+        <w:tc>
+          <w:tcPr>
+            <w:tcW w:type="dxa" w:w="1344"/>
+          </w:tcPr>
+          <w:p>
+            <w:r>
+              <w:t>sharpe_ratio</w:t>
+            </w:r>
+          </w:p>
+        </w:tc>
+        <w:tc>
+          <w:tcPr>
+            <w:tcW w:type="dxa" w:w="1344"/>
+          </w:tcPr>
+          <w:p>
+            <w:r>
+              <w:t>Return / volatility ratio (risk-free rate = 0 for simplicity)</w:t>
+            </w:r>
+          </w:p>
+        </w:tc>
+        <w:tc>
+          <w:tcPr>
+            <w:tcW w:type="dxa" w:w="1344"/>
+          </w:tcPr>
+          <w:p>
+            <w:r>
+              <w:t>Ratio</w:t>
+            </w:r>
+          </w:p>
+        </w:tc>
+        <w:tc>
+          <w:tcPr>
+            <w:tcW w:type="dxa" w:w="1344"/>
+          </w:tcPr>
+          <w:p>
+            <w:r>
+              <w:t>Derived from annual_return and volatility</w:t>
+            </w:r>
+          </w:p>
+        </w:tc>
+        <w:tc>
+          <w:tcPr>
+            <w:tcW w:type="dxa" w:w="1344"/>
+          </w:tcPr>
+          <w:p>
+            <w:r>
+              <w:t>Pipeline calculation</w:t>
+            </w:r>
+          </w:p>
+        </w:tc>
+        <w:tc>
+          <w:tcPr>
+            <w:tcW w:type="dxa" w:w="1344"/>
+          </w:tcPr>
+          <w:p>
+            <w:r>
+              <w:t>Observed</w:t>
+            </w:r>
+          </w:p>
+        </w:tc>
+        <w:tc>
+          <w:tcPr>
+            <w:tcW w:type="dxa" w:w="1344"/>
+          </w:tcPr>
+          <w:p>
+            <w:r>
+              <w:t>High</w:t>
+            </w:r>
+          </w:p>
+        </w:tc>
+      </w:tr>
+      <w:tr>
+        <w:tc>
+          <w:tcPr>
+            <w:tcW w:type="dxa" w:w="1344"/>
+          </w:tcPr>
+          <w:p>
+            <w:r>
+              <w:t>biodiversity_score</w:t>
+            </w:r>
+          </w:p>
+        </w:tc>
+        <w:tc>
+          <w:tcPr>
+            <w:tcW w:type="dxa" w:w="1344"/>
+          </w:tcPr>
+          <w:p>
+            <w:r>
+              <w:t>Nature-risk proxy combining ENCORE ecosystem dependency score and WRI Aqueduct water stress rating</w:t>
+            </w:r>
+          </w:p>
+        </w:tc>
+        <w:tc>
+          <w:tcPr>
+            <w:tcW w:type="dxa" w:w="1344"/>
+          </w:tcPr>
+          <w:p>
+            <w:r>
+              <w:t>0-100 index (higher = more risk)</w:t>
+            </w:r>
+          </w:p>
+        </w:tc>
+        <w:tc>
+          <w:tcPr>
+            <w:tcW w:type="dxa" w:w="1344"/>
+          </w:tcPr>
+          <w:p>
+            <w:r>
+              <w:t>ENCORE sector mapping + WRI Aqueduct country mapping</w:t>
+            </w:r>
+          </w:p>
+        </w:tc>
+        <w:tc>
+          <w:tcPr>
+            <w:tcW w:type="dxa" w:w="1344"/>
+          </w:tcPr>
+          <w:p>
+            <w:r>
+              <w:t>Sector/country lookup table; judgement-based calibration</w:t>
+            </w:r>
+          </w:p>
+        </w:tc>
+        <w:tc>
+          <w:tcPr>
+            <w:tcW w:type="dxa" w:w="1344"/>
+          </w:tcPr>
+          <w:p>
+            <w:r>
+              <w:t>Judgement-based</w:t>
+            </w:r>
+          </w:p>
+        </w:tc>
+        <w:tc>
+          <w:tcPr>
+            <w:tcW w:type="dxa" w:w="1344"/>
+          </w:tcPr>
+          <w:p>
+            <w:r>
+              <w:t>Low-Medium — proxy only; no company-level primary data</w:t>
+            </w:r>
+          </w:p>
+        </w:tc>
+      </w:tr>
+      <w:tr>
+        <w:tc>
+          <w:tcPr>
+            <w:tcW w:type="dxa" w:w="1344"/>
+          </w:tcPr>
+          <w:p>
+            <w:r>
+              <w:t>eu_taxonomy_eligible</w:t>
+            </w:r>
+          </w:p>
+        </w:tc>
+        <w:tc>
+          <w:tcPr>
+            <w:tcW w:type="dxa" w:w="1344"/>
+          </w:tcPr>
+          <w:p>
+            <w:r>
+              <w:t>Whether company revenues fall within EU Taxonomy-eligible activity categories</w:t>
+            </w:r>
+          </w:p>
+        </w:tc>
+        <w:tc>
+          <w:tcPr>
+            <w:tcW w:type="dxa" w:w="1344"/>
+          </w:tcPr>
+          <w:p>
+            <w:r>
+              <w:t>Boolean</w:t>
+            </w:r>
+          </w:p>
+        </w:tc>
+        <w:tc>
+          <w:tcPr>
+            <w:tcW w:type="dxa" w:w="1344"/>
+          </w:tcPr>
+          <w:p>
+            <w:r>
+              <w:t>legalEntityEuTaxonomy.csv (course-provided)</w:t>
+            </w:r>
+          </w:p>
+        </w:tc>
+        <w:tc>
+          <w:tcPr>
+            <w:tcW w:type="dxa" w:w="1344"/>
+          </w:tcPr>
+          <w:p>
+            <w:r>
+              <w:t>Bloomberg field</w:t>
+            </w:r>
+          </w:p>
+        </w:tc>
+        <w:tc>
+          <w:tcPr>
+            <w:tcW w:type="dxa" w:w="1344"/>
+          </w:tcPr>
+          <w:p>
+            <w:r>
+              <w:t>Reported</w:t>
+            </w:r>
+          </w:p>
+        </w:tc>
+        <w:tc>
+          <w:tcPr>
+            <w:tcW w:type="dxa" w:w="1344"/>
+          </w:tcPr>
+          <w:p>
+            <w:r>
+              <w:t>Medium — eligibility only; reported alignment coverage is sparse</w:t>
+            </w:r>
+          </w:p>
+        </w:tc>
+      </w:tr>
+      <w:tr>
+        <w:tc>
+          <w:tcPr>
+            <w:tcW w:type="dxa" w:w="1344"/>
+          </w:tcPr>
+          <w:p>
+            <w:r>
+              <w:t>greenwashing_score</w:t>
+            </w:r>
+          </w:p>
+        </w:tc>
+        <w:tc>
+          <w:tcPr>
+            <w:tcW w:type="dxa" w:w="1344"/>
+          </w:tcPr>
+          <w:p>
+            <w:r>
+              <w:t>8-Test greenwashing composite score (0-100, higher = lower greenwashing risk)</w:t>
+            </w:r>
+          </w:p>
+        </w:tc>
+        <w:tc>
+          <w:tcPr>
+            <w:tcW w:type="dxa" w:w="1344"/>
+          </w:tcPr>
+          <w:p>
+            <w:r>
+              <w:t>0-100 index</w:t>
+            </w:r>
+          </w:p>
+        </w:tc>
+        <w:tc>
+          <w:tcPr>
+            <w:tcW w:type="dxa" w:w="1344"/>
+          </w:tcPr>
+          <w:p>
+            <w:r>
+              <w:t>Claude Projects RAG extraction from company sustainability reports</w:t>
+            </w:r>
+          </w:p>
+        </w:tc>
+        <w:tc>
+          <w:tcPr>
+            <w:tcW w:type="dxa" w:w="1344"/>
+          </w:tcPr>
+          <w:p>
+            <w:r>
+              <w:t>AI-extracted; 30% manually verified; 100% of exclusion decisions verified</w:t>
+            </w:r>
+          </w:p>
+        </w:tc>
+        <w:tc>
+          <w:tcPr>
+            <w:tcW w:type="dxa" w:w="1344"/>
+          </w:tcPr>
+          <w:p>
+            <w:r>
+              <w:t>AI-extracted</w:t>
+            </w:r>
+          </w:p>
+        </w:tc>
+        <w:tc>
+          <w:tcPr>
+            <w:tcW w:type="dxa" w:w="1344"/>
+          </w:tcPr>
+          <w:p>
+            <w:r>
+              <w:t>Medium — depends on PDF quality and disclosure completeness</w:t>
+            </w:r>
+          </w:p>
+        </w:tc>
+      </w:tr>
+      <w:tr>
+        <w:tc>
+          <w:tcPr>
+            <w:tcW w:type="dxa" w:w="1344"/>
+          </w:tcPr>
+          <w:p>
+            <w:r>
+              <w:t>latestPeriodEndCsr</w:t>
+            </w:r>
+          </w:p>
+        </w:tc>
+        <w:tc>
+          <w:tcPr>
+            <w:tcW w:type="dxa" w:w="1344"/>
+          </w:tcPr>
+          <w:p>
+            <w:r>
+              <w:t>Date of most recent ESG data period in Bloomberg extract</w:t>
+            </w:r>
+          </w:p>
+        </w:tc>
+        <w:tc>
+          <w:tcPr>
+            <w:tcW w:type="dxa" w:w="1344"/>
+          </w:tcPr>
+          <w:p>
+            <w:r>
+              <w:t>Date</w:t>
+            </w:r>
+          </w:p>
+        </w:tc>
+        <w:tc>
+          <w:tcPr>
+            <w:tcW w:type="dxa" w:w="1344"/>
+          </w:tcPr>
+          <w:p>
+            <w:r>
+              <w:t>Bloomberg</w:t>
+            </w:r>
+          </w:p>
+        </w:tc>
+        <w:tc>
+          <w:tcPr>
+            <w:tcW w:type="dxa" w:w="1344"/>
+          </w:tcPr>
+          <w:p>
+            <w:r>
+              <w:t>Bloomberg field</w:t>
+            </w:r>
+          </w:p>
+        </w:tc>
+        <w:tc>
+          <w:tcPr>
+            <w:tcW w:type="dxa" w:w="1344"/>
+          </w:tcPr>
+          <w:p>
+            <w:r>
+              <w:t>Reported</w:t>
+            </w:r>
+          </w:p>
+        </w:tc>
+        <w:tc>
+          <w:tcPr>
+            <w:tcW w:type="dxa" w:w="1344"/>
+          </w:tcPr>
+          <w:p>
+            <w:r>
+              <w:t>High — 146/167 companies show December 2021 as latest period</w:t>
+            </w:r>
+          </w:p>
+        </w:tc>
+      </w:tr>
+    </w:tbl>
+    <w:p>
+      <w:pPr/>
+      <w:r>
+        <w:t>Note: "Reported" means the company published the figure directly in a regulatory filing or sustainability report. "Estimated" means a third party (Bloomberg, sector median) modelled the value. "AI-extracted" means Claude Projects read a PDF and extracted the value; these are subject to the 30% manual verification protocol. "Judgement-based" means the score reflects analytical interpretation with no single primary source.</w:t>
+      </w:r>
+    </w:p>
   </w:body>
 </w:document>
 </file>
